--- a/data/ai_paras/AI_para_14.docx
+++ b/data/ai_paras/AI_para_14.docx
@@ -4,7 +4,7 @@
   <w:body>
     <w:p>
       <w:r>
-        <w:t>In analyzing the Great Recession, understanding key economic terms such as aggregate demand, GDP growth rate, and unemployment rate is essential. Aggregate demand, which represents the total demand for goods and services within an economy, declined significantly during the recession, exacerbating economic contraction and unemployment (Ref-u283919). The GDP growth rate, a critical measure of economic health, also experienced a downturn, reflecting reduced production and consumption. Similarly, the unemployment rate surged as businesses cut back on labor in response to decreased demand, highlighting labor market vulnerabilities (Ref-u283919). These economic indicators are pivotal in assessing the recession's severity, as they illustrate the interconnectedness of demand, production, and employment, underscoring the necessity of targeted policy interventions to stabilize and stimulate economic recovery.</w:t>
+        <w:t>Moreover, speculative investment in financial markets exacerbated the instability of the financial system, precipitating its eventual collapse. Investors, driven by the allure of high returns, engaged in the rapid trading of complex financial instruments, such as mortgage-backed securities, without fully understanding the associated risks (Ref-u512886). This speculative fervor was compounded by a lack of transparency, as these instruments were often traded in opaque markets, obscuring the potential for systemic risk accumulation. Such speculative behavior contributed to an environment where financial assets were overvalued, creating a bubble that, once burst, led to widespread financial distress. The resultant market collapse vividly illustrates how unchecked speculation, combined with inadequate risk assessment, critically undermined the financial system's stability during the Great Recession (Ref-u512886).</w:t>
       </w:r>
     </w:p>
     <w:sectPr>
